--- a/docs/12_Final_Report.docx
+++ b/docs/12_Final_Report.docx
@@ -183,7 +183,7 @@
                 <w:sz w:val="20"/>
                 <w:szCs w:val="20"/>
               </w:rPr>
-              <w:t xml:space="preserve">Sayu (Sayu-V)</w:t>
+              <w:t xml:space="preserve">Sayooj Vandichal (Sayu-V)</w:t>
             </w:r>
           </w:p>
         </w:tc>
@@ -307,7 +307,7 @@
                 <w:sz w:val="20"/>
                 <w:szCs w:val="20"/>
               </w:rPr>
-              <w:t xml:space="preserve">IBM Student Project — 2023–2026 Batch</w:t>
+              <w:t xml:space="preserve">Huvalon Consultancy Internship — Data Analysis &amp; Automation (Mar–May 2026)</w:t>
             </w:r>
           </w:p>
         </w:tc>
@@ -923,7 +923,7 @@
           <w:sz w:val="22"/>
           <w:szCs w:val="22"/>
         </w:rPr>
-        <w:t xml:space="preserve">The Expense Tracker is a production-grade, full-stack personal finance management system built as an IBM Student Project at Yenepoya University. Developed over a structured 7-milestone roadmap spanning 2023–2026, the application enables individuals to track income and expenditure, set budgets and savings goals, and gain intelligent financial insights — all within a responsive, offline-capable Progressive Web App.</w:t>
+        <w:t xml:space="preserve">The Expense Tracker is a production-grade, full-stack personal finance management system built as the capstone project for a Huvalon Consultancy internship (Data Analysis &amp; Automation, March–May 2026) at Yenepoya University. Developed over a structured 7-milestone roadmap, the application enables individuals to track income and expenditure, set budgets and savings goals, and gain intelligent financial insights — all within a responsive, offline-capable Progressive Web App.</w:t>
       </w:r>
     </w:p>
     <w:tbl>
@@ -18988,7 +18988,7 @@
           <w:sz w:val="18"/>
           <w:szCs w:val="18"/>
         </w:rPr>
-        <w:t xml:space="preserve">Sayu-V  ·  Yenepoya University  ·  IBM Student Project  ·  March 2026</w:t>
+        <w:t xml:space="preserve">Sayooj Vandichal  ·  Yenepoya University  ·  Huvalon Internship  ·  Mar–May 2026</w:t>
       </w:r>
     </w:p>
     <w:sectPr>
